--- a/docs/20250423_A_Nation_should_know_Its_own/_Viet_Nam_1945_to_1975.docx
+++ b/docs/20250423_A_Nation_should_know_Its_own/_Viet_Nam_1945_to_1975.docx
@@ -664,7 +664,21 @@
                 <w:rFonts w:ascii="Iwona" w:hAnsi="Iwona"/>
                 <w:noProof/>
               </w:rPr>
-              <w:t>They fought against French Armies</w:t>
+              <w:t xml:space="preserve">They fought against </w:t>
+            </w:r>
+            <w:r>
+              <w:rPr>
+                <w:rFonts w:ascii="Iwona" w:hAnsi="Iwona"/>
+                <w:noProof/>
+              </w:rPr>
+              <w:t>Frances</w:t>
+            </w:r>
+            <w:r>
+              <w:rPr>
+                <w:rFonts w:ascii="Iwona" w:hAnsi="Iwona"/>
+                <w:noProof/>
+              </w:rPr>
+              <w:t xml:space="preserve"> Armies</w:t>
             </w:r>
           </w:p>
           <w:p>
@@ -799,7 +813,21 @@
                 <w:rFonts w:ascii="Iwona" w:hAnsi="Iwona"/>
                 <w:noProof/>
               </w:rPr>
-              <w:t xml:space="preserve">ution to remove </w:t>
+              <w:t>ution to remove</w:t>
+            </w:r>
+            <w:r>
+              <w:rPr>
+                <w:rFonts w:ascii="Iwona" w:hAnsi="Iwona"/>
+                <w:noProof/>
+              </w:rPr>
+              <w:t xml:space="preserve"> all</w:t>
+            </w:r>
+            <w:r>
+              <w:rPr>
+                <w:rFonts w:ascii="Iwona" w:hAnsi="Iwona"/>
+                <w:noProof/>
+              </w:rPr>
+              <w:t xml:space="preserve"> </w:t>
             </w:r>
             <w:r>
               <w:rPr>
@@ -1078,7 +1106,6 @@
               <w:rPr>
                 <w:rFonts w:ascii="Iwona" w:hAnsi="Iwona"/>
                 <w:noProof/>
-                <w:lang w:val="vi-VN"/>
               </w:rPr>
             </w:pPr>
             <w:r>
@@ -1087,6 +1114,326 @@
                 <w:noProof/>
               </w:rPr>
               <w:lastRenderedPageBreak/>
+              <w:t>V</w:t>
+            </w:r>
+            <w:r>
+              <w:rPr>
+                <w:rFonts w:ascii="Iwona" w:hAnsi="Iwona"/>
+                <w:noProof/>
+              </w:rPr>
+              <w:t>iệc nghỉ lễ vào ngày 2/9 có ý nghĩa vô cùng to lớn:</w:t>
+            </w:r>
+          </w:p>
+          <w:p>
+            <w:pPr>
+              <w:ind w:left="720"/>
+              <w:jc w:val="both"/>
+              <w:rPr>
+                <w:rFonts w:ascii="Iwona" w:hAnsi="Iwona"/>
+                <w:noProof/>
+              </w:rPr>
+            </w:pPr>
+            <w:r>
+              <w:rPr>
+                <w:rFonts w:ascii="Iwona" w:hAnsi="Iwona"/>
+                <w:b/>
+                <w:noProof/>
+              </w:rPr>
+              <w:t>Kỷ niệm ngày độc lập</w:t>
+            </w:r>
+            <w:r>
+              <w:rPr>
+                <w:rFonts w:ascii="Iwona" w:hAnsi="Iwona"/>
+                <w:noProof/>
+              </w:rPr>
+              <w:t>: Đây là ngày đánh dấu sự kết thúc của chế độ thực dân phong kiến, mở ra một kỷ nguyên mới cho dân tộc Việt Nam - kỷ nguyên độc lập, tự do và chủ nghĩa xã hội.</w:t>
+            </w:r>
+          </w:p>
+          <w:p>
+            <w:pPr>
+              <w:ind w:left="720"/>
+              <w:jc w:val="both"/>
+              <w:rPr>
+                <w:rFonts w:ascii="Iwona" w:hAnsi="Iwona"/>
+                <w:noProof/>
+              </w:rPr>
+            </w:pPr>
+            <w:r>
+              <w:rPr>
+                <w:rFonts w:ascii="Iwona" w:hAnsi="Iwona"/>
+                <w:b/>
+                <w:noProof/>
+              </w:rPr>
+              <w:t>Tôn vinh công lao của Chủ tịch Hồ Chí Minh và các anh hùng liệt sĩ</w:t>
+            </w:r>
+            <w:r>
+              <w:rPr>
+                <w:rFonts w:ascii="Iwona" w:hAnsi="Iwona"/>
+                <w:noProof/>
+              </w:rPr>
+              <w:t>: Ngày Quốc khánh là dịp để tưởng nhớ và tri ân những người đã hy sinh xương máu vì độc lập, tự do của Tổ quốc.</w:t>
+            </w:r>
+          </w:p>
+          <w:p>
+            <w:pPr>
+              <w:ind w:left="720"/>
+              <w:jc w:val="both"/>
+              <w:rPr>
+                <w:rFonts w:ascii="Iwona" w:hAnsi="Iwona"/>
+                <w:noProof/>
+              </w:rPr>
+            </w:pPr>
+            <w:r>
+              <w:rPr>
+                <w:rFonts w:ascii="Iwona" w:hAnsi="Iwona"/>
+                <w:b/>
+                <w:noProof/>
+              </w:rPr>
+              <w:t>Khơi dậy tinh thần yêu nước và tự hào dân tộc</w:t>
+            </w:r>
+            <w:r>
+              <w:rPr>
+                <w:rFonts w:ascii="Iwona" w:hAnsi="Iwona"/>
+                <w:noProof/>
+              </w:rPr>
+              <w:t>: Ngày lễ này nhắc nhở mỗi người dân Việt Nam về truyền thống đấu tranh kiên cường, bất khuất của dân tộc, củng cố niềm tin và ý chí xây dựng đất nước ngày càng giàu mạnh.</w:t>
+            </w:r>
+          </w:p>
+          <w:p>
+            <w:pPr>
+              <w:ind w:left="720"/>
+              <w:jc w:val="both"/>
+              <w:rPr>
+                <w:rFonts w:ascii="Iwona" w:hAnsi="Iwona"/>
+                <w:noProof/>
+              </w:rPr>
+            </w:pPr>
+            <w:r>
+              <w:rPr>
+                <w:rFonts w:ascii="Iwona" w:hAnsi="Iwona"/>
+                <w:b/>
+                <w:noProof/>
+              </w:rPr>
+              <w:t>Ngày hội của toàn dân</w:t>
+            </w:r>
+            <w:r>
+              <w:rPr>
+                <w:rFonts w:ascii="Iwona" w:hAnsi="Iwona"/>
+                <w:noProof/>
+              </w:rPr>
+              <w:t>: Quốc khánh 2/9 là một ngày lễ lớn, là dịp để mọi người dân trên khắp cả nước cùng nhau vui mừng, tự hào về những thành quả mà đất nước đã đạt được.</w:t>
+            </w:r>
+          </w:p>
+          <w:p>
+            <w:pPr>
+              <w:jc w:val="both"/>
+              <w:rPr>
+                <w:rFonts w:ascii="Iwona" w:hAnsi="Iwona"/>
+                <w:noProof/>
+              </w:rPr>
+            </w:pPr>
+          </w:p>
+          <w:p>
+            <w:pPr>
+              <w:jc w:val="both"/>
+              <w:rPr>
+                <w:rFonts w:ascii="Iwona" w:hAnsi="Iwona"/>
+                <w:noProof/>
+              </w:rPr>
+            </w:pPr>
+            <w:r>
+              <w:rPr>
+                <w:rFonts w:ascii="Iwona" w:hAnsi="Iwona"/>
+                <w:noProof/>
+              </w:rPr>
+              <w:t>The holiday on September 2nd holds immense significance:</w:t>
+            </w:r>
+          </w:p>
+          <w:p>
+            <w:pPr>
+              <w:ind w:left="720"/>
+              <w:jc w:val="both"/>
+              <w:rPr>
+                <w:rFonts w:ascii="Iwona" w:hAnsi="Iwona"/>
+                <w:noProof/>
+              </w:rPr>
+            </w:pPr>
+            <w:r>
+              <w:rPr>
+                <w:rFonts w:ascii="Iwona" w:hAnsi="Iwona"/>
+                <w:b/>
+                <w:noProof/>
+              </w:rPr>
+              <w:t>Commemorates Independence Day</w:t>
+            </w:r>
+            <w:r>
+              <w:rPr>
+                <w:rFonts w:ascii="Iwona" w:hAnsi="Iwona"/>
+                <w:noProof/>
+              </w:rPr>
+              <w:t xml:space="preserve">: This day </w:t>
+            </w:r>
+            <w:r>
+              <w:rPr>
+                <w:rFonts w:ascii="Iwona" w:hAnsi="Iwona"/>
+                <w:noProof/>
+                <w:color w:val="FF0000"/>
+              </w:rPr>
+              <w:t xml:space="preserve">marks the end of the </w:t>
+            </w:r>
+            <w:r>
+              <w:rPr>
+                <w:rFonts w:ascii="Iwona" w:hAnsi="Iwona"/>
+                <w:noProof/>
+                <w:color w:val="FF0000"/>
+                <w:u w:val="single"/>
+              </w:rPr>
+              <w:t>colonial and feudal regime</w:t>
+            </w:r>
+            <w:r>
+              <w:rPr>
+                <w:rFonts w:ascii="Iwona" w:hAnsi="Iwona"/>
+                <w:noProof/>
+                <w:color w:val="FF0000"/>
+              </w:rPr>
+              <w:t xml:space="preserve"> (Chế độ thực dân phong kiến) </w:t>
+            </w:r>
+            <w:r>
+              <w:rPr>
+                <w:rFonts w:ascii="Iwona" w:hAnsi="Iwona"/>
+                <w:noProof/>
+              </w:rPr>
+              <w:t>, ushering in a new era for the Vietnamese nation - an era of independence, freedom, and socialism.</w:t>
+            </w:r>
+          </w:p>
+          <w:p>
+            <w:pPr>
+              <w:ind w:left="720"/>
+              <w:jc w:val="both"/>
+              <w:rPr>
+                <w:rFonts w:ascii="Iwona" w:hAnsi="Iwona"/>
+                <w:noProof/>
+              </w:rPr>
+            </w:pPr>
+            <w:r>
+              <w:rPr>
+                <w:rFonts w:ascii="Iwona" w:hAnsi="Iwona"/>
+                <w:b/>
+                <w:noProof/>
+              </w:rPr>
+              <w:t>Honors the merits of President Ho Chi Minh and the heroic martyrs</w:t>
+            </w:r>
+            <w:r>
+              <w:rPr>
+                <w:rFonts w:ascii="Iwona" w:hAnsi="Iwona"/>
+                <w:noProof/>
+              </w:rPr>
+              <w:t xml:space="preserve">: National Day is an occasion </w:t>
+            </w:r>
+            <w:r>
+              <w:rPr>
+                <w:rFonts w:ascii="Iwona" w:hAnsi="Iwona"/>
+                <w:noProof/>
+                <w:color w:val="FF0000"/>
+              </w:rPr>
+              <w:t>to remember and express gratitude to those who sacrificed their lives for the independence and freedom of the Fatherland</w:t>
+            </w:r>
+            <w:r>
+              <w:rPr>
+                <w:rFonts w:ascii="Iwona" w:hAnsi="Iwona"/>
+                <w:noProof/>
+              </w:rPr>
+              <w:t>.</w:t>
+            </w:r>
+          </w:p>
+          <w:p>
+            <w:pPr>
+              <w:ind w:left="720"/>
+              <w:jc w:val="both"/>
+              <w:rPr>
+                <w:rFonts w:ascii="Iwona" w:hAnsi="Iwona"/>
+                <w:noProof/>
+              </w:rPr>
+            </w:pPr>
+            <w:r>
+              <w:rPr>
+                <w:rFonts w:ascii="Iwona" w:hAnsi="Iwona"/>
+                <w:b/>
+                <w:noProof/>
+              </w:rPr>
+              <w:t>Evokes patriotism and national pride</w:t>
+            </w:r>
+            <w:r>
+              <w:rPr>
+                <w:rFonts w:ascii="Iwona" w:hAnsi="Iwona"/>
+                <w:noProof/>
+              </w:rPr>
+              <w:t>: This holiday reminds every Vietnamese citizen of the nation's resilient and indomitable tradition of struggle, reinforcing faith and determination to build an increasingly prosperous country.</w:t>
+            </w:r>
+          </w:p>
+          <w:p>
+            <w:pPr>
+              <w:ind w:left="720"/>
+              <w:jc w:val="both"/>
+              <w:rPr>
+                <w:rFonts w:ascii="Iwona" w:hAnsi="Iwona"/>
+                <w:noProof/>
+              </w:rPr>
+            </w:pPr>
+            <w:r>
+              <w:rPr>
+                <w:rFonts w:ascii="Iwona" w:hAnsi="Iwona"/>
+                <w:b/>
+                <w:noProof/>
+              </w:rPr>
+              <w:t>A festival for the entire nation</w:t>
+            </w:r>
+            <w:r>
+              <w:rPr>
+                <w:rFonts w:ascii="Iwona" w:hAnsi="Iwona"/>
+                <w:noProof/>
+              </w:rPr>
+              <w:t xml:space="preserve">: National Day on September 2nd is a major holiday, an opportunity for people across the country to </w:t>
+            </w:r>
+            <w:r>
+              <w:rPr>
+                <w:rFonts w:ascii="Iwona" w:hAnsi="Iwona"/>
+                <w:noProof/>
+                <w:color w:val="FF0000"/>
+              </w:rPr>
+              <w:t>joyfully celebrate and take pride in the achievements the nation has made</w:t>
+            </w:r>
+            <w:r>
+              <w:rPr>
+                <w:rFonts w:ascii="Iwona" w:hAnsi="Iwona"/>
+                <w:noProof/>
+              </w:rPr>
+              <w:t>.</w:t>
+            </w:r>
+          </w:p>
+          <w:p>
+            <w:pPr>
+              <w:jc w:val="both"/>
+              <w:rPr>
+                <w:rFonts w:ascii="Iwona" w:hAnsi="Iwona"/>
+                <w:noProof/>
+              </w:rPr>
+            </w:pPr>
+          </w:p>
+          <w:p>
+            <w:pPr>
+              <w:jc w:val="both"/>
+              <w:rPr>
+                <w:rFonts w:ascii="Iwona" w:hAnsi="Iwona"/>
+                <w:noProof/>
+                <w:lang w:val="vi-VN"/>
+              </w:rPr>
+            </w:pPr>
+            <w:r>
+              <w:rPr>
+                <w:rFonts w:ascii="Iwona" w:hAnsi="Iwona"/>
+                <w:noProof/>
+              </w:rPr>
               <w:t xml:space="preserve">4. </w:t>
             </w:r>
             <w:r>
@@ -1307,6 +1654,15 @@
               </w:rPr>
               <w:t xml:space="preserve"> was still week</w:t>
             </w:r>
+          </w:p>
+          <w:p>
+            <w:pPr>
+              <w:jc w:val="both"/>
+              <w:rPr>
+                <w:rFonts w:ascii="Iwona" w:hAnsi="Iwona"/>
+                <w:noProof/>
+              </w:rPr>
+            </w:pPr>
           </w:p>
           <w:p>
             <w:pPr>
@@ -1509,23 +1865,71 @@
               </w:rPr>
               <w:t>Điện Biên Phủ</w:t>
             </w:r>
-          </w:p>
-          <w:p>
-            <w:pPr>
-              <w:jc w:val="both"/>
-              <w:rPr>
-                <w:rFonts w:ascii="Iwona" w:hAnsi="Iwona"/>
-                <w:noProof/>
-              </w:rPr>
-            </w:pPr>
-            <w:r>
-              <w:rPr>
-                <w:rFonts w:ascii="Iwona" w:hAnsi="Iwona"/>
-                <w:noProof/>
-                <w:lang w:val="vi-VN"/>
-              </w:rPr>
-              <w:t xml:space="preserve">* </w:t>
-            </w:r>
+            <w:r>
+              <w:t xml:space="preserve"> </w:t>
+            </w:r>
+          </w:p>
+          <w:p>
+            <w:pPr>
+              <w:ind w:left="720"/>
+              <w:jc w:val="both"/>
+              <w:rPr>
+                <w:rFonts w:ascii="Iwona" w:hAnsi="Iwona"/>
+                <w:noProof/>
+              </w:rPr>
+            </w:pPr>
+            <w:r>
+              <w:rPr>
+                <w:rFonts w:ascii="Iwona" w:hAnsi="Iwona"/>
+                <w:noProof/>
+                <w:lang w:val="vi-VN"/>
+              </w:rPr>
+              <w:t>Removing all of France from our Country</w:t>
+            </w:r>
+          </w:p>
+          <w:p>
+            <w:pPr>
+              <w:ind w:left="720"/>
+              <w:jc w:val="both"/>
+              <w:rPr>
+                <w:rFonts w:ascii="Iwona" w:hAnsi="Iwona"/>
+                <w:b/>
+                <w:noProof/>
+              </w:rPr>
+            </w:pPr>
+            <w:r>
+              <w:rPr>
+                <w:rFonts w:ascii="Iwona" w:hAnsi="Iwona"/>
+                <w:noProof/>
+              </w:rPr>
+              <w:t xml:space="preserve">The Geneva Conference of July </w:t>
+            </w:r>
+          </w:p>
+          <w:p>
+            <w:pPr>
+              <w:ind w:left="720"/>
+              <w:jc w:val="both"/>
+              <w:rPr>
+                <w:rFonts w:ascii="Iwona" w:hAnsi="Iwona"/>
+                <w:noProof/>
+              </w:rPr>
+            </w:pPr>
+            <w:r>
+              <w:rPr>
+                <w:rFonts w:ascii="Iwona" w:hAnsi="Iwona"/>
+                <w:noProof/>
+              </w:rPr>
+              <w:t>ended the first Indochina War in Viet Nam.</w:t>
+            </w:r>
+          </w:p>
+          <w:p>
+            <w:pPr>
+              <w:jc w:val="both"/>
+              <w:rPr>
+                <w:rFonts w:ascii="Iwona" w:hAnsi="Iwona"/>
+                <w:noProof/>
+              </w:rPr>
+            </w:pPr>
           </w:p>
           <w:p>
             <w:pPr>
@@ -1548,33 +1952,583 @@
               <w:jc w:val="both"/>
               <w:rPr>
                 <w:rFonts w:ascii="Iwona" w:hAnsi="Iwona"/>
+                <w:noProof/>
+              </w:rPr>
+            </w:pPr>
+            <w:r>
+              <w:rPr>
+                <w:rFonts w:ascii="Iwona" w:hAnsi="Iwona"/>
                 <w:b/>
                 <w:noProof/>
               </w:rPr>
-            </w:pPr>
+              <w:lastRenderedPageBreak/>
+              <w:t>Viet Nam</w:t>
+            </w:r>
+            <w:r>
+              <w:rPr>
+                <w:rFonts w:ascii="Iwona" w:hAnsi="Iwona"/>
+                <w:noProof/>
+              </w:rPr>
+              <w:t xml:space="preserve"> </w:t>
+            </w:r>
+            <w:r>
+              <w:rPr>
+                <w:rFonts w:ascii="Iwona" w:hAnsi="Iwona"/>
+                <w:noProof/>
+              </w:rPr>
+              <w:t>in</w:t>
+            </w:r>
+            <w:r>
+              <w:rPr>
+                <w:rFonts w:ascii="Iwona" w:hAnsi="Iwona"/>
+                <w:noProof/>
+              </w:rPr>
+              <w:t xml:space="preserve"> (</w:t>
+            </w:r>
             <w:r>
               <w:rPr>
                 <w:rFonts w:ascii="Iwona" w:hAnsi="Iwona"/>
                 <w:b/>
                 <w:noProof/>
               </w:rPr>
-              <w:t>Viet Nam in 1954</w:t>
-            </w:r>
-          </w:p>
-          <w:p>
-            <w:pPr>
-              <w:jc w:val="both"/>
-              <w:rPr>
-                <w:rFonts w:ascii="Iwona" w:hAnsi="Iwona"/>
-                <w:noProof/>
-              </w:rPr>
-            </w:pPr>
-            <w:r>
-              <w:rPr>
-                <w:rFonts w:ascii="Iwona" w:hAnsi="Iwona"/>
-                <w:noProof/>
-              </w:rPr>
-              <w:t>1. The Geneva Conference of July</w:t>
+              <w:t>195</w:t>
+            </w:r>
+            <w:r>
+              <w:rPr>
+                <w:rFonts w:ascii="Iwona" w:hAnsi="Iwona"/>
+                <w:b/>
+                <w:noProof/>
+              </w:rPr>
+              <w:t>5</w:t>
+            </w:r>
+            <w:r>
+              <w:rPr>
+                <w:rFonts w:ascii="Iwona" w:hAnsi="Iwona"/>
+                <w:b/>
+                <w:noProof/>
+              </w:rPr>
+              <w:t xml:space="preserve"> – 1975</w:t>
+            </w:r>
+            <w:r>
+              <w:rPr>
+                <w:rFonts w:ascii="Iwona" w:hAnsi="Iwona"/>
+                <w:noProof/>
+              </w:rPr>
+              <w:t>)</w:t>
+            </w:r>
+          </w:p>
+          <w:p>
+            <w:pPr>
+              <w:jc w:val="both"/>
+              <w:rPr>
+                <w:rFonts w:ascii="Iwona" w:hAnsi="Iwona"/>
+                <w:noProof/>
+              </w:rPr>
+            </w:pPr>
+            <w:r>
+              <w:rPr>
+                <w:rFonts w:ascii="Iwona" w:hAnsi="Iwona"/>
+                <w:noProof/>
+              </w:rPr>
+              <w:t xml:space="preserve">1. </w:t>
+            </w:r>
+            <w:r>
+              <w:rPr>
+                <w:rFonts w:ascii="Iwona" w:hAnsi="Iwona"/>
+                <w:noProof/>
+              </w:rPr>
+              <w:t>Viet Nam War</w:t>
+            </w:r>
+            <w:r>
+              <w:rPr>
+                <w:rFonts w:ascii="Iwona" w:hAnsi="Iwona"/>
+                <w:noProof/>
+              </w:rPr>
+              <w:t xml:space="preserve"> (The second In</w:t>
+            </w:r>
+            <w:bookmarkStart w:id="0" w:name="_GoBack"/>
+            <w:bookmarkEnd w:id="0"/>
+            <w:r>
+              <w:rPr>
+                <w:rFonts w:ascii="Iwona" w:hAnsi="Iwona"/>
+                <w:noProof/>
+              </w:rPr>
+              <w:t>dochina</w:t>
+            </w:r>
+            <w:r>
+              <w:rPr>
+                <w:rFonts w:ascii="Iwona" w:hAnsi="Iwona"/>
+                <w:noProof/>
+              </w:rPr>
+              <w:t xml:space="preserve"> War</w:t>
+            </w:r>
+            <w:r>
+              <w:rPr>
+                <w:rFonts w:ascii="Iwona" w:hAnsi="Iwona"/>
+                <w:noProof/>
+              </w:rPr>
+              <w:t>)</w:t>
+            </w:r>
+          </w:p>
+          <w:p>
+            <w:pPr>
+              <w:jc w:val="both"/>
+              <w:rPr>
+                <w:rFonts w:ascii="Iwona" w:hAnsi="Iwona"/>
+                <w:noProof/>
+              </w:rPr>
+            </w:pPr>
+            <w:r>
+              <w:rPr>
+                <w:rFonts w:ascii="Iwona" w:hAnsi="Iwona"/>
+                <w:noProof/>
+              </w:rPr>
+              <w:t>In this war: Vietnamese had to fight against US</w:t>
+            </w:r>
+          </w:p>
+          <w:p>
+            <w:pPr>
+              <w:jc w:val="both"/>
+              <w:rPr>
+                <w:rFonts w:ascii="Iwona" w:hAnsi="Iwona"/>
+                <w:noProof/>
+              </w:rPr>
+            </w:pPr>
+            <w:r>
+              <w:rPr>
+                <w:rFonts w:ascii="Iwona" w:hAnsi="Iwona"/>
+                <w:noProof/>
+              </w:rPr>
+              <w:t xml:space="preserve">US used many </w:t>
+            </w:r>
+            <w:r>
+              <w:rPr>
+                <w:rFonts w:ascii="Iwona" w:hAnsi="Iwona"/>
+                <w:noProof/>
+              </w:rPr>
+              <w:t>strategies</w:t>
+            </w:r>
+            <w:r>
+              <w:rPr>
+                <w:rFonts w:ascii="Iwona" w:hAnsi="Iwona"/>
+                <w:noProof/>
+              </w:rPr>
+              <w:t xml:space="preserve"> to fight against us</w:t>
+            </w:r>
+            <w:r>
+              <w:rPr>
+                <w:rFonts w:ascii="Iwona" w:hAnsi="Iwona"/>
+                <w:noProof/>
+              </w:rPr>
+              <w:t>:</w:t>
+            </w:r>
+          </w:p>
+          <w:p>
+            <w:pPr>
+              <w:pStyle w:val="ListParagraph"/>
+              <w:numPr>
+                <w:ilvl w:val="0"/>
+                <w:numId w:val="1"/>
+              </w:numPr>
+              <w:jc w:val="both"/>
+              <w:rPr>
+                <w:rFonts w:ascii="Iwona" w:hAnsi="Iwona"/>
+                <w:noProof/>
+              </w:rPr>
+            </w:pPr>
+            <w:r>
+              <w:rPr>
+                <w:rFonts w:ascii="Iwona" w:hAnsi="Iwona"/>
+                <w:noProof/>
+              </w:rPr>
+              <w:t>Staley</w:t>
+            </w:r>
+            <w:r>
+              <w:rPr>
+                <w:rFonts w:ascii="Iwona" w:hAnsi="Iwona"/>
+                <w:noProof/>
+                <w:lang w:val="vi-VN"/>
+              </w:rPr>
+              <w:t xml:space="preserve">-Taylor </w:t>
+            </w:r>
+            <w:r>
+              <w:rPr>
+                <w:rFonts w:ascii="Iwona" w:hAnsi="Iwona"/>
+                <w:noProof/>
+              </w:rPr>
+              <w:t xml:space="preserve">Report </w:t>
+            </w:r>
+            <w:r>
+              <w:rPr>
+                <w:rFonts w:ascii="Iwona" w:hAnsi="Iwona"/>
+                <w:noProof/>
+                <w:lang w:val="vi-VN"/>
+              </w:rPr>
+              <w:t>(Spe</w:t>
+            </w:r>
+            <w:r>
+              <w:rPr>
+                <w:rFonts w:ascii="Iwona" w:hAnsi="Iwona"/>
+                <w:noProof/>
+              </w:rPr>
+              <w:t>cial Warfare)</w:t>
+            </w:r>
+          </w:p>
+          <w:p>
+            <w:pPr>
+              <w:pStyle w:val="ListParagraph"/>
+              <w:numPr>
+                <w:ilvl w:val="1"/>
+                <w:numId w:val="1"/>
+              </w:numPr>
+              <w:jc w:val="both"/>
+              <w:rPr>
+                <w:rFonts w:ascii="Iwona" w:hAnsi="Iwona"/>
+                <w:noProof/>
+              </w:rPr>
+            </w:pPr>
+            <w:r>
+              <w:rPr>
+                <w:rFonts w:ascii="Iwona" w:hAnsi="Iwona"/>
+                <w:noProof/>
+              </w:rPr>
+              <w:t>Using the Sourth Vietnamese troops to fight against North Viet Nam</w:t>
+            </w:r>
+          </w:p>
+          <w:p>
+            <w:pPr>
+              <w:pStyle w:val="ListParagraph"/>
+              <w:numPr>
+                <w:ilvl w:val="1"/>
+                <w:numId w:val="1"/>
+              </w:numPr>
+              <w:jc w:val="both"/>
+              <w:rPr>
+                <w:rFonts w:ascii="Iwona" w:hAnsi="Iwona"/>
+                <w:noProof/>
+              </w:rPr>
+            </w:pPr>
+            <w:r>
+              <w:rPr>
+                <w:rFonts w:ascii="Iwona" w:hAnsi="Iwona"/>
+                <w:noProof/>
+              </w:rPr>
+              <w:t>US supplied all the weapons</w:t>
+            </w:r>
+          </w:p>
+          <w:p>
+            <w:pPr>
+              <w:pStyle w:val="ListParagraph"/>
+              <w:numPr>
+                <w:ilvl w:val="0"/>
+                <w:numId w:val="1"/>
+              </w:numPr>
+              <w:jc w:val="both"/>
+              <w:rPr>
+                <w:rFonts w:ascii="Iwona" w:hAnsi="Iwona"/>
+                <w:noProof/>
+              </w:rPr>
+            </w:pPr>
+            <w:r>
+              <w:rPr>
+                <w:rFonts w:ascii="Iwona" w:hAnsi="Iwona"/>
+                <w:noProof/>
+                <w:lang w:val="vi-VN"/>
+              </w:rPr>
+              <w:t xml:space="preserve">Limited </w:t>
+            </w:r>
+            <w:r>
+              <w:rPr>
+                <w:rFonts w:ascii="Iwona" w:hAnsi="Iwona"/>
+                <w:noProof/>
+              </w:rPr>
+              <w:t>War</w:t>
+            </w:r>
+          </w:p>
+          <w:p>
+            <w:pPr>
+              <w:pStyle w:val="ListParagraph"/>
+              <w:numPr>
+                <w:ilvl w:val="1"/>
+                <w:numId w:val="1"/>
+              </w:numPr>
+              <w:jc w:val="both"/>
+              <w:rPr>
+                <w:rFonts w:ascii="Iwona" w:hAnsi="Iwona"/>
+                <w:noProof/>
+              </w:rPr>
+            </w:pPr>
+            <w:r>
+              <w:rPr>
+                <w:rFonts w:ascii="Iwona" w:hAnsi="Iwona"/>
+                <w:noProof/>
+              </w:rPr>
+              <w:t>US directly participated in war in Viet Nam</w:t>
+            </w:r>
+          </w:p>
+          <w:p>
+            <w:pPr>
+              <w:pStyle w:val="ListParagraph"/>
+              <w:numPr>
+                <w:ilvl w:val="1"/>
+                <w:numId w:val="1"/>
+              </w:numPr>
+              <w:jc w:val="both"/>
+              <w:rPr>
+                <w:rFonts w:ascii="Iwona" w:hAnsi="Iwona"/>
+                <w:noProof/>
+              </w:rPr>
+            </w:pPr>
+            <w:r>
+              <w:rPr>
+                <w:rFonts w:ascii="Iwona" w:hAnsi="Iwona"/>
+                <w:noProof/>
+              </w:rPr>
+              <w:t>Using the Americans troops to fight against North Viet Nam</w:t>
+            </w:r>
+          </w:p>
+          <w:p>
+            <w:pPr>
+              <w:jc w:val="both"/>
+              <w:rPr>
+                <w:rFonts w:ascii="Iwona" w:hAnsi="Iwona"/>
+                <w:strike/>
+                <w:noProof/>
+              </w:rPr>
+            </w:pPr>
+            <w:r>
+              <w:rPr>
+                <w:rFonts w:ascii="Iwona" w:hAnsi="Iwona"/>
+                <w:strike/>
+                <w:noProof/>
+              </w:rPr>
+              <w:t>Manifesting:</w:t>
+            </w:r>
+          </w:p>
+          <w:p>
+            <w:pPr>
+              <w:pStyle w:val="ListParagraph"/>
+              <w:numPr>
+                <w:ilvl w:val="0"/>
+                <w:numId w:val="1"/>
+              </w:numPr>
+              <w:jc w:val="both"/>
+              <w:rPr>
+                <w:rFonts w:ascii="Iwona" w:hAnsi="Iwona"/>
+                <w:strike/>
+                <w:noProof/>
+              </w:rPr>
+            </w:pPr>
+            <w:r>
+              <w:rPr>
+                <w:rFonts w:ascii="Iwona" w:hAnsi="Iwona"/>
+                <w:strike/>
+                <w:noProof/>
+              </w:rPr>
+              <w:t>A part of the larger regional conflict (Indochina Wars)</w:t>
+            </w:r>
+          </w:p>
+          <w:p>
+            <w:pPr>
+              <w:pStyle w:val="ListParagraph"/>
+              <w:numPr>
+                <w:ilvl w:val="0"/>
+                <w:numId w:val="1"/>
+              </w:numPr>
+              <w:jc w:val="both"/>
+              <w:rPr>
+                <w:rFonts w:ascii="Iwona" w:hAnsi="Iwona"/>
+                <w:strike/>
+                <w:noProof/>
+              </w:rPr>
+            </w:pPr>
+            <w:r>
+              <w:rPr>
+                <w:rFonts w:ascii="Iwona" w:hAnsi="Iwona"/>
+                <w:strike/>
+                <w:noProof/>
+              </w:rPr>
+              <w:t xml:space="preserve">A Cold War between the United States and the Sovet Unions </w:t>
+            </w:r>
+          </w:p>
+          <w:p>
+            <w:pPr>
+              <w:jc w:val="both"/>
+              <w:rPr>
+                <w:rFonts w:ascii="Iwona" w:hAnsi="Iwona"/>
+                <w:noProof/>
+              </w:rPr>
+            </w:pPr>
+          </w:p>
+          <w:p>
+            <w:pPr>
+              <w:jc w:val="both"/>
+              <w:rPr>
+                <w:rFonts w:ascii="Iwona" w:hAnsi="Iwona"/>
+                <w:noProof/>
+              </w:rPr>
+            </w:pPr>
+            <w:r>
+              <w:rPr>
+                <w:rFonts w:ascii="Iwona" w:hAnsi="Iwona"/>
+                <w:noProof/>
+              </w:rPr>
+              <w:t xml:space="preserve">2. From 1969 to 1973: </w:t>
+            </w:r>
+          </w:p>
+          <w:p>
+            <w:pPr>
+              <w:jc w:val="both"/>
+              <w:rPr>
+                <w:rFonts w:ascii="Iwona" w:hAnsi="Iwona"/>
+                <w:noProof/>
+              </w:rPr>
+            </w:pPr>
+            <w:r>
+              <w:rPr>
+                <w:rFonts w:ascii="Iwona" w:hAnsi="Iwona"/>
+                <w:noProof/>
+              </w:rPr>
+              <w:t xml:space="preserve">Because of the failure of Limited War – US applied </w:t>
+            </w:r>
+            <w:r>
+              <w:rPr>
+                <w:rFonts w:ascii="Iwona" w:hAnsi="Iwona"/>
+                <w:noProof/>
+              </w:rPr>
+              <w:t>Vietnamization</w:t>
+            </w:r>
+            <w:r>
+              <w:rPr>
+                <w:rFonts w:ascii="Iwona" w:hAnsi="Iwona"/>
+                <w:noProof/>
+              </w:rPr>
+              <w:t xml:space="preserve"> to expand the war to Cambodia and Laos</w:t>
+            </w:r>
+          </w:p>
+          <w:p>
+            <w:pPr>
+              <w:jc w:val="both"/>
+              <w:rPr>
+                <w:rFonts w:ascii="Iwona" w:hAnsi="Iwona"/>
+                <w:noProof/>
+              </w:rPr>
+            </w:pPr>
+            <w:r>
+              <w:rPr>
+                <w:rFonts w:ascii="Iwona" w:hAnsi="Iwona"/>
+                <w:noProof/>
+              </w:rPr>
+              <w:t xml:space="preserve">Viet Nam co-worked with Laos and Combodia to </w:t>
+            </w:r>
+            <w:r>
+              <w:rPr>
+                <w:rFonts w:ascii="Iwona" w:hAnsi="Iwona"/>
+                <w:noProof/>
+              </w:rPr>
+              <w:t>defeat</w:t>
+            </w:r>
+            <w:r>
+              <w:rPr>
+                <w:rFonts w:ascii="Iwona" w:hAnsi="Iwona"/>
+                <w:noProof/>
+              </w:rPr>
+              <w:t xml:space="preserve"> US in “Vietnamization”.</w:t>
+            </w:r>
+          </w:p>
+          <w:p>
+            <w:pPr>
+              <w:jc w:val="both"/>
+              <w:rPr>
+                <w:rFonts w:ascii="Iwona" w:hAnsi="Iwona"/>
+                <w:noProof/>
+              </w:rPr>
+            </w:pPr>
+            <w:r>
+              <w:rPr>
+                <w:rFonts w:ascii="Iwona" w:hAnsi="Iwona"/>
+                <w:noProof/>
+              </w:rPr>
+              <w:t>Viet Nam used the strategy of “</w:t>
+            </w:r>
+            <w:r>
+              <w:rPr>
+                <w:rFonts w:ascii="Iwona" w:hAnsi="Iwona"/>
+                <w:noProof/>
+              </w:rPr>
+              <w:t>Fighting and negotiating</w:t>
+            </w:r>
+            <w:r>
+              <w:rPr>
+                <w:rFonts w:ascii="Iwona" w:hAnsi="Iwona"/>
+                <w:noProof/>
+              </w:rPr>
+              <w:t>” – We forced US to signed the Paris Accord to end the war – brought peace to Viet Nam</w:t>
+            </w:r>
+          </w:p>
+          <w:p>
+            <w:pPr>
+              <w:jc w:val="both"/>
+              <w:rPr>
+                <w:rFonts w:ascii="Iwona" w:hAnsi="Iwona"/>
+                <w:noProof/>
+              </w:rPr>
+            </w:pPr>
+          </w:p>
+          <w:p>
+            <w:pPr>
+              <w:jc w:val="both"/>
+              <w:rPr>
+                <w:rFonts w:ascii="Iwona" w:hAnsi="Iwona"/>
+                <w:noProof/>
+                <w:lang w:val="vi-VN"/>
+              </w:rPr>
+            </w:pPr>
+            <w:r>
+              <w:rPr>
+                <w:rFonts w:ascii="Iwona" w:hAnsi="Iwona"/>
+                <w:noProof/>
+              </w:rPr>
+              <w:t>3</w:t>
+            </w:r>
+            <w:r>
+              <w:rPr>
+                <w:rFonts w:ascii="Iwona" w:hAnsi="Iwona"/>
+                <w:noProof/>
+              </w:rPr>
+              <w:t xml:space="preserve">. </w:t>
+            </w:r>
+            <w:r>
+              <w:rPr>
+                <w:rFonts w:ascii="Iwona" w:hAnsi="Iwona"/>
+                <w:noProof/>
+              </w:rPr>
+              <w:t>Chi</w:t>
+            </w:r>
+            <w:r>
+              <w:rPr>
+                <w:rFonts w:ascii="Iwona" w:hAnsi="Iwona"/>
+                <w:noProof/>
+                <w:lang w:val="vi-VN"/>
+              </w:rPr>
+              <w:t>ến dịch Hồ Chí Minh (The Ho Chi Minh Campaign)</w:t>
+            </w:r>
+          </w:p>
+          <w:p>
+            <w:pPr>
+              <w:jc w:val="both"/>
+              <w:rPr>
+                <w:rFonts w:ascii="Iwona" w:hAnsi="Iwona"/>
+                <w:noProof/>
+              </w:rPr>
+            </w:pPr>
+            <w:r>
+              <w:rPr>
+                <w:rFonts w:ascii="Iwona" w:hAnsi="Iwona"/>
+                <w:strike/>
+                <w:noProof/>
+              </w:rPr>
+              <w:t>North Viet Nam’s army started to enter SG to capture the South Viet Nam</w:t>
             </w:r>
             <w:r>
               <w:rPr>
@@ -1586,6 +2540,22 @@
           </w:p>
           <w:p>
             <w:pPr>
+              <w:jc w:val="both"/>
+              <w:rPr>
+                <w:rFonts w:ascii="Iwona" w:hAnsi="Iwona"/>
+                <w:noProof/>
+              </w:rPr>
+            </w:pPr>
+            <w:r>
+              <w:rPr>
+                <w:rFonts w:ascii="Iwona" w:hAnsi="Iwona"/>
+                <w:noProof/>
+              </w:rPr>
+              <w:t xml:space="preserve">In this campaign – </w:t>
+            </w:r>
+          </w:p>
+          <w:p>
+            <w:pPr>
               <w:ind w:left="720"/>
               <w:jc w:val="both"/>
               <w:rPr>
@@ -1598,21 +2568,21 @@
                 <w:rFonts w:ascii="Iwona" w:hAnsi="Iwona"/>
                 <w:noProof/>
               </w:rPr>
-              <w:t>ended the</w:t>
-            </w:r>
-            <w:r>
-              <w:rPr>
-                <w:rFonts w:ascii="Iwona" w:hAnsi="Iwona"/>
-                <w:noProof/>
-              </w:rPr>
-              <w:t xml:space="preserve"> first</w:t>
-            </w:r>
-            <w:r>
-              <w:rPr>
-                <w:rFonts w:ascii="Iwona" w:hAnsi="Iwona"/>
-                <w:noProof/>
-              </w:rPr>
-              <w:t xml:space="preserve"> Indochina War in Viet Nam.</w:t>
+              <w:t>Viet Nam People totally d</w:t>
+            </w:r>
+            <w:r>
+              <w:rPr>
+                <w:rFonts w:ascii="Iwona" w:hAnsi="Iwona"/>
+                <w:noProof/>
+              </w:rPr>
+              <w:t>efeated all the plots of America</w:t>
+            </w:r>
+            <w:r>
+              <w:rPr>
+                <w:rFonts w:ascii="Iwona" w:hAnsi="Iwona"/>
+                <w:noProof/>
+              </w:rPr>
+              <w:t xml:space="preserve"> </w:t>
             </w:r>
           </w:p>
           <w:p>
@@ -1629,8 +2599,151 @@
                 <w:rFonts w:ascii="Iwona" w:hAnsi="Iwona"/>
                 <w:noProof/>
               </w:rPr>
-              <w:t>Removing all of France from our Country</w:t>
-            </w:r>
+              <w:t xml:space="preserve">Fully </w:t>
+            </w:r>
+            <w:r>
+              <w:rPr>
+                <w:rFonts w:ascii="Iwona" w:hAnsi="Iwona"/>
+                <w:noProof/>
+              </w:rPr>
+              <w:t xml:space="preserve">removed </w:t>
+            </w:r>
+            <w:r>
+              <w:rPr>
+                <w:rFonts w:ascii="Iwona" w:hAnsi="Iwona"/>
+                <w:noProof/>
+              </w:rPr>
+              <w:t xml:space="preserve">all americans </w:t>
+            </w:r>
+            <w:r>
+              <w:rPr>
+                <w:rFonts w:ascii="Iwona" w:hAnsi="Iwona"/>
+                <w:noProof/>
+              </w:rPr>
+              <w:t>from Viet Nam.</w:t>
+            </w:r>
+          </w:p>
+          <w:p>
+            <w:pPr>
+              <w:jc w:val="both"/>
+              <w:rPr>
+                <w:rFonts w:ascii="Iwona" w:hAnsi="Iwona"/>
+                <w:noProof/>
+              </w:rPr>
+            </w:pPr>
+          </w:p>
+          <w:p>
+            <w:pPr>
+              <w:jc w:val="both"/>
+              <w:rPr>
+                <w:rFonts w:ascii="Iwona" w:hAnsi="Iwona"/>
+                <w:noProof/>
+              </w:rPr>
+            </w:pPr>
+            <w:r>
+              <w:rPr>
+                <w:rFonts w:ascii="Iwona" w:hAnsi="Iwona"/>
+                <w:noProof/>
+              </w:rPr>
+              <w:t>On the night of 30</w:t>
+            </w:r>
+            <w:r>
+              <w:rPr>
+                <w:rFonts w:ascii="Iwona" w:hAnsi="Iwona"/>
+                <w:noProof/>
+                <w:vertAlign w:val="superscript"/>
+              </w:rPr>
+              <w:t>th</w:t>
+            </w:r>
+            <w:r>
+              <w:rPr>
+                <w:rFonts w:ascii="Iwona" w:hAnsi="Iwona"/>
+                <w:noProof/>
+              </w:rPr>
+              <w:t xml:space="preserve"> April, 1975 –</w:t>
+            </w:r>
+            <w:r>
+              <w:rPr>
+                <w:rFonts w:ascii="Iwona" w:hAnsi="Iwona"/>
+                <w:noProof/>
+              </w:rPr>
+              <w:t xml:space="preserve"> </w:t>
+            </w:r>
+            <w:r>
+              <w:rPr>
+                <w:rFonts w:ascii="Iwona" w:hAnsi="Iwona"/>
+                <w:noProof/>
+              </w:rPr>
+              <w:t xml:space="preserve">Viet </w:t>
+            </w:r>
+            <w:r>
+              <w:rPr>
+                <w:rFonts w:ascii="Iwona" w:hAnsi="Iwona"/>
+                <w:noProof/>
+              </w:rPr>
+              <w:t>Nam were reunificated</w:t>
+            </w:r>
+          </w:p>
+          <w:p>
+            <w:pPr>
+              <w:ind w:left="720"/>
+              <w:jc w:val="both"/>
+              <w:rPr>
+                <w:rFonts w:ascii="Iwona" w:hAnsi="Iwona"/>
+                <w:noProof/>
+              </w:rPr>
+            </w:pPr>
+            <w:r>
+              <w:rPr>
+                <w:rFonts w:ascii="Iwona" w:hAnsi="Iwona"/>
+                <w:noProof/>
+              </w:rPr>
+              <w:t>B</w:t>
+            </w:r>
+            <w:r>
+              <w:rPr>
+                <w:rFonts w:ascii="Iwona" w:hAnsi="Iwona"/>
+                <w:noProof/>
+              </w:rPr>
+              <w:t>rought</w:t>
+            </w:r>
+            <w:r>
+              <w:rPr>
+                <w:rFonts w:ascii="Iwona" w:hAnsi="Iwona"/>
+                <w:noProof/>
+              </w:rPr>
+              <w:t xml:space="preserve"> Viet Na</w:t>
+            </w:r>
+            <w:r>
+              <w:rPr>
+                <w:rFonts w:ascii="Iwona" w:hAnsi="Iwona"/>
+                <w:noProof/>
+              </w:rPr>
+              <w:t xml:space="preserve">m </w:t>
+            </w:r>
+            <w:r>
+              <w:rPr>
+                <w:rFonts w:ascii="Iwona" w:hAnsi="Iwona"/>
+                <w:noProof/>
+              </w:rPr>
+              <w:t xml:space="preserve">to </w:t>
+            </w:r>
+            <w:r>
+              <w:rPr>
+                <w:rFonts w:ascii="Iwona" w:hAnsi="Iwona"/>
+                <w:noProof/>
+              </w:rPr>
+              <w:t>the freedom and independence without foreign invader</w:t>
+            </w:r>
+          </w:p>
+          <w:p>
+            <w:pPr>
+              <w:jc w:val="both"/>
+              <w:rPr>
+                <w:rFonts w:ascii="Iwona" w:hAnsi="Iwona"/>
+                <w:noProof/>
+              </w:rPr>
+            </w:pPr>
           </w:p>
           <w:p>
             <w:pPr>
@@ -1659,743 +2772,8 @@
             <w:r>
               <w:rPr>
                 <w:rFonts w:ascii="Iwona" w:hAnsi="Iwona"/>
-                <w:b/>
-                <w:noProof/>
-              </w:rPr>
-              <w:t>Viet Nam</w:t>
-            </w:r>
-            <w:r>
-              <w:rPr>
-                <w:rFonts w:ascii="Iwona" w:hAnsi="Iwona"/>
-                <w:noProof/>
-              </w:rPr>
-              <w:t xml:space="preserve"> </w:t>
-            </w:r>
-            <w:r>
-              <w:rPr>
-                <w:rFonts w:ascii="Iwona" w:hAnsi="Iwona"/>
-                <w:noProof/>
-              </w:rPr>
-              <w:t>in</w:t>
-            </w:r>
-            <w:r>
-              <w:rPr>
-                <w:rFonts w:ascii="Iwona" w:hAnsi="Iwona"/>
-                <w:noProof/>
-              </w:rPr>
-              <w:t xml:space="preserve"> (195</w:t>
-            </w:r>
-            <w:r>
-              <w:rPr>
-                <w:rFonts w:ascii="Iwona" w:hAnsi="Iwona"/>
-                <w:noProof/>
-              </w:rPr>
-              <w:t>5</w:t>
-            </w:r>
-            <w:r>
-              <w:rPr>
-                <w:rFonts w:ascii="Iwona" w:hAnsi="Iwona"/>
-                <w:noProof/>
-              </w:rPr>
-              <w:t xml:space="preserve"> – 1975)</w:t>
-            </w:r>
-          </w:p>
-          <w:p>
-            <w:pPr>
-              <w:jc w:val="both"/>
-              <w:rPr>
-                <w:rFonts w:ascii="Iwona" w:hAnsi="Iwona"/>
-                <w:noProof/>
-              </w:rPr>
-            </w:pPr>
-            <w:r>
-              <w:rPr>
-                <w:rFonts w:ascii="Iwona" w:hAnsi="Iwona"/>
-                <w:noProof/>
-              </w:rPr>
-              <w:t xml:space="preserve">1. </w:t>
-            </w:r>
-            <w:r>
-              <w:rPr>
-                <w:rFonts w:ascii="Iwona" w:hAnsi="Iwona"/>
-                <w:noProof/>
-              </w:rPr>
-              <w:t>Viet Nam War</w:t>
-            </w:r>
-            <w:r>
-              <w:rPr>
-                <w:rFonts w:ascii="Iwona" w:hAnsi="Iwona"/>
-                <w:noProof/>
-              </w:rPr>
-              <w:t xml:space="preserve"> (The second Indochina</w:t>
-            </w:r>
-            <w:r>
-              <w:rPr>
-                <w:rFonts w:ascii="Iwona" w:hAnsi="Iwona"/>
-                <w:noProof/>
-              </w:rPr>
-              <w:t xml:space="preserve"> War</w:t>
-            </w:r>
-            <w:r>
-              <w:rPr>
-                <w:rFonts w:ascii="Iwona" w:hAnsi="Iwona"/>
-                <w:noProof/>
-              </w:rPr>
-              <w:t>)</w:t>
-            </w:r>
-          </w:p>
-          <w:p>
-            <w:pPr>
-              <w:jc w:val="both"/>
-              <w:rPr>
-                <w:rFonts w:ascii="Iwona" w:hAnsi="Iwona"/>
-                <w:noProof/>
-              </w:rPr>
-            </w:pPr>
-            <w:r>
-              <w:rPr>
-                <w:rFonts w:ascii="Iwona" w:hAnsi="Iwona"/>
-                <w:noProof/>
-              </w:rPr>
-              <w:t>This war between: 2 parts of Viet Nam</w:t>
-            </w:r>
-          </w:p>
-          <w:p>
-            <w:pPr>
-              <w:pStyle w:val="ListParagraph"/>
-              <w:numPr>
-                <w:ilvl w:val="0"/>
-                <w:numId w:val="1"/>
-              </w:numPr>
-              <w:jc w:val="both"/>
-              <w:rPr>
-                <w:rFonts w:ascii="Iwona" w:hAnsi="Iwona"/>
-                <w:noProof/>
-              </w:rPr>
-            </w:pPr>
-            <w:r>
-              <w:rPr>
-                <w:rFonts w:ascii="Iwona" w:hAnsi="Iwona"/>
-                <w:noProof/>
-              </w:rPr>
-              <w:t>North Vietnam: Communist Government</w:t>
-            </w:r>
-            <w:r>
-              <w:rPr>
-                <w:rFonts w:ascii="Iwona" w:hAnsi="Iwona"/>
-                <w:noProof/>
-              </w:rPr>
-              <w:t xml:space="preserve"> – The Democratic Publisher of Viet Nam</w:t>
-            </w:r>
-          </w:p>
-          <w:p>
-            <w:pPr>
-              <w:pStyle w:val="ListParagraph"/>
-              <w:numPr>
-                <w:ilvl w:val="1"/>
-                <w:numId w:val="1"/>
-              </w:numPr>
-              <w:jc w:val="both"/>
-              <w:rPr>
-                <w:rFonts w:ascii="Iwona" w:hAnsi="Iwona"/>
-                <w:noProof/>
-              </w:rPr>
-            </w:pPr>
-          </w:p>
-          <w:p>
-            <w:pPr>
-              <w:pStyle w:val="ListParagraph"/>
-              <w:numPr>
-                <w:ilvl w:val="0"/>
-                <w:numId w:val="1"/>
-              </w:numPr>
-              <w:jc w:val="both"/>
-              <w:rPr>
-                <w:rFonts w:ascii="Iwona" w:hAnsi="Iwona"/>
-                <w:noProof/>
-              </w:rPr>
-            </w:pPr>
-            <w:r>
-              <w:rPr>
-                <w:rFonts w:ascii="Iwona" w:hAnsi="Iwona"/>
-                <w:noProof/>
-              </w:rPr>
-              <w:t xml:space="preserve">South Vietnam: </w:t>
-            </w:r>
-            <w:r>
-              <w:rPr>
-                <w:rFonts w:ascii="Iwona" w:hAnsi="Iwona"/>
-                <w:noProof/>
-              </w:rPr>
-              <w:t>The Publisher of Vietnam</w:t>
-            </w:r>
-          </w:p>
-          <w:p>
-            <w:pPr>
-              <w:pStyle w:val="ListParagraph"/>
-              <w:numPr>
-                <w:ilvl w:val="1"/>
-                <w:numId w:val="1"/>
-              </w:numPr>
-              <w:jc w:val="both"/>
-              <w:rPr>
-                <w:rFonts w:ascii="Iwona" w:hAnsi="Iwona"/>
-                <w:noProof/>
-              </w:rPr>
-            </w:pPr>
-            <w:r>
-              <w:rPr>
-                <w:rFonts w:ascii="Iwona" w:hAnsi="Iwona"/>
-                <w:noProof/>
-              </w:rPr>
-              <w:t>Using strategies:</w:t>
-            </w:r>
-          </w:p>
-          <w:p>
-            <w:pPr>
-              <w:pStyle w:val="ListParagraph"/>
-              <w:numPr>
-                <w:ilvl w:val="2"/>
-                <w:numId w:val="1"/>
-              </w:numPr>
-              <w:jc w:val="both"/>
-              <w:rPr>
-                <w:rFonts w:ascii="Iwona" w:hAnsi="Iwona"/>
-                <w:noProof/>
-              </w:rPr>
-            </w:pPr>
-            <w:r>
-              <w:rPr>
-                <w:rFonts w:ascii="Iwona" w:hAnsi="Iwona"/>
-                <w:noProof/>
-              </w:rPr>
-              <w:t>Staley</w:t>
-            </w:r>
-            <w:r>
-              <w:rPr>
-                <w:rFonts w:ascii="Iwona" w:hAnsi="Iwona"/>
-                <w:noProof/>
-                <w:lang w:val="vi-VN"/>
-              </w:rPr>
-              <w:t xml:space="preserve">-Taylor </w:t>
-            </w:r>
-            <w:r>
-              <w:rPr>
-                <w:rFonts w:ascii="Iwona" w:hAnsi="Iwona"/>
-                <w:noProof/>
-              </w:rPr>
-              <w:t xml:space="preserve">Report </w:t>
-            </w:r>
-            <w:r>
-              <w:rPr>
-                <w:rFonts w:ascii="Iwona" w:hAnsi="Iwona"/>
-                <w:noProof/>
-                <w:lang w:val="vi-VN"/>
-              </w:rPr>
-              <w:t>(Spe</w:t>
-            </w:r>
-            <w:r>
-              <w:rPr>
-                <w:rFonts w:ascii="Iwona" w:hAnsi="Iwona"/>
-                <w:noProof/>
-              </w:rPr>
-              <w:t>cial Warfare)</w:t>
-            </w:r>
-          </w:p>
-          <w:p>
-            <w:pPr>
-              <w:pStyle w:val="ListParagraph"/>
-              <w:numPr>
-                <w:ilvl w:val="3"/>
-                <w:numId w:val="1"/>
-              </w:numPr>
-              <w:jc w:val="both"/>
-              <w:rPr>
-                <w:rFonts w:ascii="Iwona" w:hAnsi="Iwona"/>
-                <w:noProof/>
-              </w:rPr>
-            </w:pPr>
-            <w:r>
-              <w:rPr>
-                <w:rFonts w:ascii="Iwona" w:hAnsi="Iwona"/>
-                <w:noProof/>
-              </w:rPr>
-              <w:t>Using the Sourth Vietnamese troops to fight against North Viet Nam</w:t>
-            </w:r>
-          </w:p>
-          <w:p>
-            <w:pPr>
-              <w:pStyle w:val="ListParagraph"/>
-              <w:numPr>
-                <w:ilvl w:val="3"/>
-                <w:numId w:val="1"/>
-              </w:numPr>
-              <w:jc w:val="both"/>
-              <w:rPr>
-                <w:rFonts w:ascii="Iwona" w:hAnsi="Iwona"/>
-                <w:noProof/>
-              </w:rPr>
-            </w:pPr>
-            <w:r>
-              <w:rPr>
-                <w:rFonts w:ascii="Iwona" w:hAnsi="Iwona"/>
-                <w:noProof/>
-              </w:rPr>
-              <w:t>US supplied all the weapons</w:t>
-            </w:r>
-          </w:p>
-          <w:p>
-            <w:pPr>
-              <w:pStyle w:val="ListParagraph"/>
-              <w:numPr>
-                <w:ilvl w:val="2"/>
-                <w:numId w:val="1"/>
-              </w:numPr>
-              <w:jc w:val="both"/>
-              <w:rPr>
-                <w:rFonts w:ascii="Iwona" w:hAnsi="Iwona"/>
-                <w:noProof/>
-              </w:rPr>
-            </w:pPr>
-            <w:r>
-              <w:rPr>
-                <w:rFonts w:ascii="Iwona" w:hAnsi="Iwona"/>
-                <w:noProof/>
-                <w:lang w:val="vi-VN"/>
-              </w:rPr>
-              <w:t xml:space="preserve">Limited </w:t>
-            </w:r>
-            <w:r>
-              <w:rPr>
-                <w:rFonts w:ascii="Iwona" w:hAnsi="Iwona"/>
-                <w:noProof/>
-              </w:rPr>
-              <w:t>War</w:t>
-            </w:r>
-          </w:p>
-          <w:p>
-            <w:pPr>
-              <w:pStyle w:val="ListParagraph"/>
-              <w:numPr>
-                <w:ilvl w:val="3"/>
-                <w:numId w:val="1"/>
-              </w:numPr>
-              <w:jc w:val="both"/>
-              <w:rPr>
-                <w:rFonts w:ascii="Iwona" w:hAnsi="Iwona"/>
-                <w:noProof/>
-              </w:rPr>
-            </w:pPr>
-            <w:r>
-              <w:rPr>
-                <w:rFonts w:ascii="Iwona" w:hAnsi="Iwona"/>
-                <w:noProof/>
-              </w:rPr>
-              <w:t>US directly participated in war in Viet Nam</w:t>
-            </w:r>
-          </w:p>
-          <w:p>
-            <w:pPr>
-              <w:pStyle w:val="ListParagraph"/>
-              <w:numPr>
-                <w:ilvl w:val="3"/>
-                <w:numId w:val="1"/>
-              </w:numPr>
-              <w:jc w:val="both"/>
-              <w:rPr>
-                <w:rFonts w:ascii="Iwona" w:hAnsi="Iwona"/>
-                <w:noProof/>
-              </w:rPr>
-            </w:pPr>
-            <w:r>
-              <w:rPr>
-                <w:rFonts w:ascii="Iwona" w:hAnsi="Iwona"/>
-                <w:noProof/>
-              </w:rPr>
-              <w:t>Using the Americans troops to fight against North Viet Nam</w:t>
-            </w:r>
-          </w:p>
-          <w:p>
-            <w:pPr>
-              <w:jc w:val="both"/>
-              <w:rPr>
-                <w:rFonts w:ascii="Iwona" w:hAnsi="Iwona"/>
-                <w:noProof/>
-              </w:rPr>
-            </w:pPr>
-            <w:r>
-              <w:rPr>
-                <w:rFonts w:ascii="Iwona" w:hAnsi="Iwona"/>
-                <w:noProof/>
-              </w:rPr>
-              <w:t>Manifesting:</w:t>
-            </w:r>
-          </w:p>
-          <w:p>
-            <w:pPr>
-              <w:pStyle w:val="ListParagraph"/>
-              <w:numPr>
-                <w:ilvl w:val="0"/>
-                <w:numId w:val="1"/>
-              </w:numPr>
-              <w:jc w:val="both"/>
-              <w:rPr>
-                <w:rFonts w:ascii="Iwona" w:hAnsi="Iwona"/>
-                <w:noProof/>
-              </w:rPr>
-            </w:pPr>
-            <w:r>
-              <w:rPr>
-                <w:rFonts w:ascii="Iwona" w:hAnsi="Iwona"/>
-                <w:noProof/>
-              </w:rPr>
-              <w:t>A part of the larger regional conflict (Indochina Wars)</w:t>
-            </w:r>
-          </w:p>
-          <w:p>
-            <w:pPr>
-              <w:pStyle w:val="ListParagraph"/>
-              <w:numPr>
-                <w:ilvl w:val="0"/>
-                <w:numId w:val="1"/>
-              </w:numPr>
-              <w:jc w:val="both"/>
-              <w:rPr>
-                <w:rFonts w:ascii="Iwona" w:hAnsi="Iwona"/>
-                <w:noProof/>
-              </w:rPr>
-            </w:pPr>
-            <w:r>
-              <w:rPr>
-                <w:rFonts w:ascii="Iwona" w:hAnsi="Iwona"/>
-                <w:noProof/>
-              </w:rPr>
-              <w:t xml:space="preserve">A Cold War between the United States and the Sovet Unions </w:t>
-            </w:r>
-          </w:p>
-          <w:p>
-            <w:pPr>
-              <w:jc w:val="both"/>
-              <w:rPr>
-                <w:rFonts w:ascii="Iwona" w:hAnsi="Iwona"/>
-                <w:noProof/>
-              </w:rPr>
-            </w:pPr>
-          </w:p>
-          <w:p>
-            <w:pPr>
-              <w:jc w:val="both"/>
-              <w:rPr>
-                <w:rFonts w:ascii="Iwona" w:hAnsi="Iwona"/>
-                <w:noProof/>
-              </w:rPr>
-            </w:pPr>
-            <w:r>
-              <w:rPr>
-                <w:rFonts w:ascii="Iwona" w:hAnsi="Iwona"/>
-                <w:noProof/>
-              </w:rPr>
-              <w:t xml:space="preserve">2. From 1969 to 1973: </w:t>
-            </w:r>
-          </w:p>
-          <w:p>
-            <w:pPr>
-              <w:jc w:val="both"/>
-              <w:rPr>
-                <w:rFonts w:ascii="Iwona" w:hAnsi="Iwona"/>
-                <w:noProof/>
-              </w:rPr>
-            </w:pPr>
-            <w:r>
-              <w:rPr>
-                <w:rFonts w:ascii="Iwona" w:hAnsi="Iwona"/>
-                <w:noProof/>
-              </w:rPr>
-              <w:t xml:space="preserve">Because of the failure of Limited War – US applied </w:t>
-            </w:r>
-            <w:r>
-              <w:rPr>
-                <w:rFonts w:ascii="Iwona" w:hAnsi="Iwona"/>
-                <w:noProof/>
-              </w:rPr>
-              <w:t>Vietnamization</w:t>
-            </w:r>
-            <w:r>
-              <w:rPr>
-                <w:rFonts w:ascii="Iwona" w:hAnsi="Iwona"/>
-                <w:noProof/>
-              </w:rPr>
-              <w:t xml:space="preserve"> to expand the war to Cambodia and Laos</w:t>
-            </w:r>
-          </w:p>
-          <w:p>
-            <w:pPr>
-              <w:jc w:val="both"/>
-              <w:rPr>
-                <w:rFonts w:ascii="Iwona" w:hAnsi="Iwona"/>
-                <w:noProof/>
-              </w:rPr>
-            </w:pPr>
-            <w:r>
-              <w:rPr>
-                <w:rFonts w:ascii="Iwona" w:hAnsi="Iwona"/>
-                <w:noProof/>
-              </w:rPr>
-              <w:t>Viet Nam co-worked with Laos and Combodia to defeate US in “Vietnamization”.</w:t>
-            </w:r>
-          </w:p>
-          <w:p>
-            <w:pPr>
-              <w:jc w:val="both"/>
-              <w:rPr>
-                <w:rFonts w:ascii="Iwona" w:hAnsi="Iwona"/>
-                <w:noProof/>
-              </w:rPr>
-            </w:pPr>
-            <w:r>
-              <w:rPr>
-                <w:rFonts w:ascii="Iwona" w:hAnsi="Iwona"/>
-                <w:noProof/>
-              </w:rPr>
-              <w:t>Viet Nam used the strategy of “</w:t>
-            </w:r>
-            <w:r>
-              <w:rPr>
-                <w:rFonts w:ascii="Iwona" w:hAnsi="Iwona"/>
-                <w:noProof/>
-              </w:rPr>
-              <w:t>Fighting and negotiating</w:t>
-            </w:r>
-            <w:r>
-              <w:rPr>
-                <w:rFonts w:ascii="Iwona" w:hAnsi="Iwona"/>
-                <w:noProof/>
-              </w:rPr>
-              <w:t>” – We forced US to signed the Paris Accord to end the war – brought peace to Viet Nam</w:t>
-            </w:r>
-          </w:p>
-          <w:p>
-            <w:pPr>
-              <w:jc w:val="both"/>
-              <w:rPr>
-                <w:rFonts w:ascii="Iwona" w:hAnsi="Iwona"/>
-                <w:noProof/>
-              </w:rPr>
-            </w:pPr>
-          </w:p>
-          <w:p>
-            <w:pPr>
-              <w:jc w:val="both"/>
-              <w:rPr>
-                <w:rFonts w:ascii="Iwona" w:hAnsi="Iwona"/>
-                <w:noProof/>
-              </w:rPr>
-            </w:pPr>
-            <w:r>
-              <w:rPr>
-                <w:rFonts w:ascii="Iwona" w:hAnsi="Iwona"/>
-                <w:noProof/>
-              </w:rPr>
-              <w:t xml:space="preserve">But even though US signed the Accord but they still using the South People </w:t>
-            </w:r>
-            <w:r>
-              <w:rPr>
-                <w:rFonts w:ascii="Iwona" w:hAnsi="Iwona"/>
-                <w:noProof/>
-              </w:rPr>
-              <w:t>hiddenly</w:t>
-            </w:r>
-            <w:r>
-              <w:rPr>
-                <w:rFonts w:ascii="Iwona" w:hAnsi="Iwona"/>
-                <w:noProof/>
-              </w:rPr>
-              <w:t xml:space="preserve"> to conquer Vietnam</w:t>
-            </w:r>
-            <w:bookmarkStart w:id="0" w:name="_GoBack"/>
-            <w:bookmarkEnd w:id="0"/>
-          </w:p>
-          <w:p>
-            <w:pPr>
-              <w:jc w:val="both"/>
-              <w:rPr>
-                <w:rFonts w:ascii="Iwona" w:hAnsi="Iwona"/>
-                <w:noProof/>
-              </w:rPr>
-            </w:pPr>
-          </w:p>
-          <w:p>
-            <w:pPr>
-              <w:jc w:val="both"/>
-              <w:rPr>
-                <w:rFonts w:ascii="Iwona" w:hAnsi="Iwona"/>
-                <w:noProof/>
-                <w:lang w:val="vi-VN"/>
-              </w:rPr>
-            </w:pPr>
-            <w:r>
-              <w:rPr>
-                <w:rFonts w:ascii="Iwona" w:hAnsi="Iwona"/>
-                <w:noProof/>
-              </w:rPr>
-              <w:t>3</w:t>
-            </w:r>
-            <w:r>
-              <w:rPr>
-                <w:rFonts w:ascii="Iwona" w:hAnsi="Iwona"/>
-                <w:noProof/>
-              </w:rPr>
-              <w:t xml:space="preserve">. </w:t>
-            </w:r>
-            <w:r>
-              <w:rPr>
-                <w:rFonts w:ascii="Iwona" w:hAnsi="Iwona"/>
-                <w:noProof/>
-              </w:rPr>
-              <w:t>Chi</w:t>
-            </w:r>
-            <w:r>
-              <w:rPr>
-                <w:rFonts w:ascii="Iwona" w:hAnsi="Iwona"/>
-                <w:noProof/>
-                <w:lang w:val="vi-VN"/>
-              </w:rPr>
-              <w:t>ến dịch Hồ Chí Minh (The Ho Chi Minh Campaign)</w:t>
-            </w:r>
-          </w:p>
-          <w:p>
-            <w:pPr>
-              <w:jc w:val="both"/>
-              <w:rPr>
-                <w:rFonts w:ascii="Iwona" w:hAnsi="Iwona"/>
-                <w:noProof/>
-              </w:rPr>
-            </w:pPr>
-            <w:r>
-              <w:rPr>
-                <w:rFonts w:ascii="Iwona" w:hAnsi="Iwona"/>
-                <w:noProof/>
-              </w:rPr>
-              <w:t>North Viet Nam’s army started to enter SG to capture the South Viet Nam</w:t>
-            </w:r>
-            <w:r>
-              <w:rPr>
-                <w:rFonts w:ascii="Iwona" w:hAnsi="Iwona"/>
-                <w:noProof/>
-              </w:rPr>
-              <w:t xml:space="preserve"> – Defeated all the plots of Ameican and </w:t>
-            </w:r>
-            <w:r>
-              <w:rPr>
-                <w:rFonts w:ascii="Iwona" w:hAnsi="Iwona"/>
-                <w:noProof/>
-              </w:rPr>
-              <w:t>We removed totally the american armies</w:t>
-            </w:r>
-            <w:r>
-              <w:rPr>
-                <w:rFonts w:ascii="Iwona" w:hAnsi="Iwona"/>
-                <w:noProof/>
-              </w:rPr>
-              <w:t xml:space="preserve"> from Viet Nam.</w:t>
-            </w:r>
-          </w:p>
-          <w:p>
-            <w:pPr>
-              <w:jc w:val="both"/>
-              <w:rPr>
-                <w:rFonts w:ascii="Iwona" w:hAnsi="Iwona"/>
-                <w:noProof/>
-              </w:rPr>
-            </w:pPr>
-            <w:r>
-              <w:rPr>
-                <w:rFonts w:ascii="Iwona" w:hAnsi="Iwona"/>
-                <w:noProof/>
-              </w:rPr>
-              <w:t>On the night of 30</w:t>
-            </w:r>
-            <w:r>
-              <w:rPr>
-                <w:rFonts w:ascii="Iwona" w:hAnsi="Iwona"/>
-                <w:noProof/>
-                <w:vertAlign w:val="superscript"/>
-              </w:rPr>
-              <w:t>th</w:t>
-            </w:r>
-            <w:r>
-              <w:rPr>
-                <w:rFonts w:ascii="Iwona" w:hAnsi="Iwona"/>
-                <w:noProof/>
-              </w:rPr>
-              <w:t xml:space="preserve"> April, 1975 – Presedent of The Publisher of Viet Nam - </w:t>
-            </w:r>
-          </w:p>
-          <w:p>
-            <w:pPr>
-              <w:jc w:val="both"/>
-              <w:rPr>
-                <w:rFonts w:ascii="Iwona" w:hAnsi="Iwona"/>
-                <w:noProof/>
-              </w:rPr>
-            </w:pPr>
-            <w:r>
-              <w:rPr>
-                <w:rFonts w:ascii="Iwona" w:hAnsi="Iwona"/>
-                <w:noProof/>
-              </w:rPr>
-              <w:t xml:space="preserve">In this campaign, </w:t>
-            </w:r>
-            <w:r>
-              <w:rPr>
-                <w:rFonts w:ascii="Iwona" w:hAnsi="Iwona"/>
-                <w:noProof/>
-              </w:rPr>
-              <w:t>B</w:t>
-            </w:r>
-            <w:r>
-              <w:rPr>
-                <w:rFonts w:ascii="Iwona" w:hAnsi="Iwona"/>
-                <w:noProof/>
-              </w:rPr>
-              <w:t>rought</w:t>
-            </w:r>
-            <w:r>
-              <w:rPr>
-                <w:rFonts w:ascii="Iwona" w:hAnsi="Iwona"/>
-                <w:noProof/>
-              </w:rPr>
-              <w:t xml:space="preserve"> Viet Na</w:t>
-            </w:r>
-            <w:r>
-              <w:rPr>
-                <w:rFonts w:ascii="Iwona" w:hAnsi="Iwona"/>
-                <w:noProof/>
-              </w:rPr>
-              <w:t>m the freedom and independence fully</w:t>
-            </w:r>
-          </w:p>
-        </w:tc>
-      </w:tr>
-      <w:tr>
-        <w:tc>
-          <w:tcPr>
-            <w:tcW w:w="11047" w:type="dxa"/>
-          </w:tcPr>
-          <w:p>
-            <w:pPr>
-              <w:jc w:val="both"/>
-              <w:rPr>
-                <w:rFonts w:ascii="Iwona" w:hAnsi="Iwona"/>
-                <w:noProof/>
-              </w:rPr>
-            </w:pPr>
-            <w:r>
-              <w:rPr>
-                <w:rFonts w:ascii="Iwona" w:hAnsi="Iwona"/>
-                <w:noProof/>
-              </w:rPr>
-              <w:lastRenderedPageBreak/>
+                <w:noProof/>
+              </w:rPr>
               <w:t xml:space="preserve">Note: </w:t>
             </w:r>
           </w:p>
@@ -2448,7 +2826,14 @@
                 <w:rFonts w:ascii="Iwona" w:hAnsi="Iwona"/>
                 <w:noProof/>
               </w:rPr>
-              <w:t>foreign invander (</w:t>
+              <w:t>foreign inva</w:t>
+            </w:r>
+            <w:r>
+              <w:rPr>
+                <w:rFonts w:ascii="Iwona" w:hAnsi="Iwona"/>
+                <w:noProof/>
+              </w:rPr>
+              <w:t>der (</w:t>
             </w:r>
             <w:r>
               <w:rPr>
